--- a/docs/pareceres/parecer-de-viabilidade.docx
+++ b/docs/pareceres/parecer-de-viabilidade.docx
@@ -97,7 +97,7 @@
           <w:rFonts w:ascii="Consolas" w:hAnsi="Consolas"/>
           <w:sz w:val="20"/>
         </w:rPr>
-        <w:t>Guia - SISTEMA DE REVISÃO E GOVERNANÇA TERMINOLÓGICA.docx</w:t>
+        <w:t>docs/legado/2026-09-guia-v1/guia-sistema-de-revisao-e-governanca-terminologica-v1.docx</w:t>
       </w:r>
       <w:r>
         <w:t xml:space="preserve"> — a </w:t>
@@ -121,7 +121,7 @@
           <w:rFonts w:ascii="Consolas" w:hAnsi="Consolas"/>
           <w:sz w:val="20"/>
         </w:rPr>
-        <w:t>base-terminologica.xlsx</w:t>
+        <w:t>docs/legado/2026-09-base-terminologica.xlsx</w:t>
       </w:r>
       <w:r>
         <w:t xml:space="preserve"> — ontologia consolidada das Revelações Cósmicas (Jan Val Ellam);</w:t>
@@ -136,7 +136,7 @@
           <w:rFonts w:ascii="Consolas" w:hAnsi="Consolas"/>
           <w:sz w:val="20"/>
         </w:rPr>
-        <w:t>Revelações Cósmicas Urgente – Jan Val Ellam.txt</w:t>
+        <w:t>transcricoes/2026-09-14-revelacoes-cosmicas-urgente/00-fonte/transcricao-bruta.txt</w:t>
       </w:r>
       <w:r>
         <w:t xml:space="preserve"> — primeira transcrição a processar (live do canal Paranormal Experience, 14/09/2026).</w:t>
@@ -308,7 +308,7 @@
               <w:rPr>
                 <w:sz w:val="20"/>
               </w:rPr>
-              <w:t>ferramentas/sementes-variantes-stt.csv</w:t>
+              <w:t>ferramentas/dados/sementes-variantes-stt.csv</w:t>
             </w:r>
           </w:p>
         </w:tc>
@@ -338,7 +338,7 @@
               <w:rPr>
                 <w:sz w:val="20"/>
               </w:rPr>
-              <w:t>ferramentas/vocabular-guarda-pt.txt</w:t>
+              <w:t>ferramentas/dados/vocabular-guarda-pt.txt</w:t>
             </w:r>
           </w:p>
         </w:tc>
@@ -398,7 +398,7 @@
               <w:rPr>
                 <w:sz w:val="20"/>
               </w:rPr>
-              <w:t>analise/revelacoes-cosmicas-urgente-jan-val-ellam/</w:t>
+              <w:t>docs/legado/2026-09-prototipo-analise/</w:t>
             </w:r>
           </w:p>
         </w:tc>
@@ -2619,7 +2619,7 @@
           <w:b/>
           <w:sz w:val="20"/>
         </w:rPr>
-        <w:t>ferramentas/sementes-variantes-stt.csv</w:t>
+        <w:t>ferramentas/dados/sementes-variantes-stt.csv</w:t>
       </w:r>
       <w:r>
         <w:t xml:space="preserve"> — os 39 pares do Guia convertidos em dado, com coluna </w:t>
@@ -5661,7 +5661,7 @@
           <w:rFonts w:ascii="Consolas" w:hAnsi="Consolas"/>
           <w:sz w:val="20"/>
         </w:rPr>
-        <w:t>ferramentas/vocabular-guarda-pt.txt</w:t>
+        <w:t>ferramentas/dados/vocabular-guarda-pt.txt</w:t>
       </w:r>
       <w:r>
         <w:t xml:space="preserve"> (1.844 formas) e a lista </w:t>
@@ -7028,7 +7028,7 @@
         </w:rPr>
         <w:t>Transcri-YouTube/</w:t>
         <w:br/>
-        <w:t>├── base-terminologica.xlsx            # fonte de verdade canônica (camada 1)</w:t>
+        <w:t>├── docs/legado/2026-09-base-terminologica.xlsx            # fonte de verdade canônica (camada 1)</w:t>
         <w:br/>
         <w:t>├── Guia - SISTEMA DE REVISÃO ....docx  # norma editorial (a atualizar: v2)</w:t>
         <w:br/>
@@ -7598,7 +7598,7 @@
           <w:rFonts w:ascii="Consolas" w:hAnsi="Consolas"/>
           <w:sz w:val="20"/>
         </w:rPr>
-        <w:t>base-terminologica.xlsx</w:t>
+        <w:t>docs/legado/2026-09-base-terminologica.xlsx</w:t>
       </w:r>
       <w:r>
         <w:t xml:space="preserve"> (e, idealmente, </w:t>
@@ -9154,14 +9154,14 @@
         <w:br/>
         <w:t># 1. diagnóstico completo da transcrição contra a base</w:t>
         <w:br/>
-        <w:t>python ferramentas/rc_diagnostico.py "Revelações Cósmicas Urgente – Jan Val Ellam.txt"</w:t>
+        <w:t>python ferramentas/rc_diagnostico.py "transcricoes/2026-09-14-revelacoes-cosmicas-urgente/00-fonte/transcricao-bruta.txt"</w:t>
         <w:br/>
         <w:br/>
         <w:t># 2. montagem do DOCX final a partir dos blocos revisados + QA de variantes</w:t>
         <w:br/>
-        <w:t>python ferramentas/rc_docx.py analise/&lt;pasta&gt;/blocos/*.md \</w:t>
+        <w:t>python ferramentas/rc_docx.py transcricoes/&lt;pasta&gt;/20-blocos/*.md \</w:t>
         <w:br/>
-        <w:t xml:space="preserve">    --lexico analise/&lt;pasta&gt;/dossie-bloco.txt \</w:t>
+        <w:t xml:space="preserve">    --lexico transcricoes/&lt;pasta&gt;/10-diagnostico/dossie-bloco.txt \</w:t>
         <w:br/>
         <w:t xml:space="preserve">    --saida "40-final.docx" \</w:t>
         <w:br/>
@@ -9169,7 +9169,7 @@
         <w:br/>
         <w:t xml:space="preserve">    --subtitulo "Transcrição revisada — Padronização terminológica conforme a Revelação Cósmica de Jan Val Ellam" \</w:t>
         <w:br/>
-        <w:t xml:space="preserve">    --validar analise/&lt;pasta&gt;/variantes-propostas.csv</w:t>
+        <w:t xml:space="preserve">    --validar transcricoes/&lt;pasta&gt;/10-diagnostico/variantes-propostas.csv</w:t>
       </w:r>
     </w:p>
     <w:p>
@@ -9242,7 +9242,7 @@
               <w:rPr>
                 <w:sz w:val="20"/>
               </w:rPr>
-              <w:t>analise/revelacoes-cosmicas-urgente-jan-val-ellam/diagnostico.md</w:t>
+              <w:t>docs/legado/2026-09-prototipo-analise/diagnostico.md</w:t>
             </w:r>
           </w:p>
         </w:tc>
